--- a/Ambiente Virtual.docx
+++ b/Ambiente Virtual.docx
@@ -218,13 +218,15 @@
     <w:p>
       <w:pPr>
         <w:rPr>
-          <w:sz w:val="16"/>
-          <w:szCs w:val="16"/>
-        </w:rPr>
-      </w:pPr>
-      <w:proofErr w:type="spellStart"/>
-      <w:r>
-        <w:rPr>
+          <w:color w:val="EE0000"/>
+          <w:sz w:val="16"/>
+          <w:szCs w:val="16"/>
+        </w:rPr>
+      </w:pPr>
+      <w:proofErr w:type="spellStart"/>
+      <w:r>
+        <w:rPr>
+          <w:color w:val="EE0000"/>
           <w:sz w:val="16"/>
           <w:szCs w:val="16"/>
         </w:rPr>
@@ -233,6 +235,7 @@
       <w:proofErr w:type="spellEnd"/>
       <w:r>
         <w:rPr>
+          <w:color w:val="EE0000"/>
           <w:sz w:val="16"/>
           <w:szCs w:val="16"/>
         </w:rPr>
@@ -241,6 +244,7 @@
       <w:proofErr w:type="spellStart"/>
       <w:r>
         <w:rPr>
+          <w:color w:val="EE0000"/>
           <w:sz w:val="16"/>
           <w:szCs w:val="16"/>
         </w:rPr>
@@ -249,6 +253,7 @@
       <w:proofErr w:type="spellEnd"/>
       <w:r>
         <w:rPr>
+          <w:color w:val="EE0000"/>
           <w:sz w:val="16"/>
           <w:szCs w:val="16"/>
         </w:rPr>
@@ -256,6 +261,7 @@
       </w:r>
       <w:r>
         <w:rPr>
+          <w:color w:val="EE0000"/>
           <w:sz w:val="16"/>
           <w:szCs w:val="16"/>
         </w:rPr>
@@ -264,6 +270,7 @@
       <w:proofErr w:type="spellStart"/>
       <w:r>
         <w:rPr>
+          <w:color w:val="EE0000"/>
           <w:sz w:val="16"/>
           <w:szCs w:val="16"/>
         </w:rPr>
@@ -272,20 +279,15 @@
       <w:proofErr w:type="spellEnd"/>
       <w:r>
         <w:rPr>
-          <w:sz w:val="16"/>
-          <w:szCs w:val="16"/>
-        </w:rPr>
-        <w:t>-console</w:t>
-      </w:r>
-      <w:r>
-        <w:rPr>
-          <w:sz w:val="16"/>
-          <w:szCs w:val="16"/>
-        </w:rPr>
-        <w:t xml:space="preserve"> </w:t>
-      </w:r>
-      <w:r>
-        <w:rPr>
+          <w:color w:val="EE0000"/>
+          <w:sz w:val="16"/>
+          <w:szCs w:val="16"/>
+        </w:rPr>
+        <w:t xml:space="preserve">-console </w:t>
+      </w:r>
+      <w:r>
+        <w:rPr>
+          <w:color w:val="EE0000"/>
           <w:sz w:val="16"/>
           <w:szCs w:val="16"/>
         </w:rPr>
@@ -294,6 +296,7 @@
       <w:proofErr w:type="spellStart"/>
       <w:r>
         <w:rPr>
+          <w:color w:val="EE0000"/>
           <w:sz w:val="16"/>
           <w:szCs w:val="16"/>
         </w:rPr>
@@ -302,6 +305,7 @@
       <w:proofErr w:type="spellEnd"/>
       <w:r>
         <w:rPr>
+          <w:color w:val="EE0000"/>
           <w:sz w:val="16"/>
           <w:szCs w:val="16"/>
         </w:rPr>
@@ -310,6 +314,7 @@
       <w:proofErr w:type="spellStart"/>
       <w:r>
         <w:rPr>
+          <w:color w:val="EE0000"/>
           <w:sz w:val="16"/>
           <w:szCs w:val="16"/>
         </w:rPr>
@@ -318,6 +323,7 @@
       <w:proofErr w:type="spellEnd"/>
       <w:r>
         <w:rPr>
+          <w:color w:val="EE0000"/>
           <w:sz w:val="16"/>
           <w:szCs w:val="16"/>
         </w:rPr>
@@ -326,6 +332,7 @@
       <w:proofErr w:type="spellStart"/>
       <w:r>
         <w:rPr>
+          <w:color w:val="EE0000"/>
           <w:sz w:val="16"/>
           <w:szCs w:val="16"/>
         </w:rPr>
@@ -334,21 +341,16 @@
       <w:proofErr w:type="spellEnd"/>
       <w:r>
         <w:rPr>
-          <w:sz w:val="16"/>
-          <w:szCs w:val="16"/>
-        </w:rPr>
-        <w:t xml:space="preserve"> </w:t>
-      </w:r>
-      <w:r>
-        <w:rPr>
-          <w:sz w:val="16"/>
-          <w:szCs w:val="16"/>
-        </w:rPr>
-        <w:t xml:space="preserve"> --</w:t>
-      </w:r>
-      <w:proofErr w:type="spellStart"/>
-      <w:r>
-        <w:rPr>
+          <w:color w:val="EE0000"/>
+          <w:sz w:val="16"/>
+          <w:szCs w:val="16"/>
+        </w:rPr>
+        <w:t xml:space="preserve">  --</w:t>
+      </w:r>
+      <w:proofErr w:type="spellStart"/>
+      <w:r>
+        <w:rPr>
+          <w:color w:val="EE0000"/>
           <w:sz w:val="16"/>
           <w:szCs w:val="16"/>
         </w:rPr>
@@ -357,21 +359,16 @@
       <w:proofErr w:type="spellEnd"/>
       <w:r>
         <w:rPr>
-          <w:sz w:val="16"/>
-          <w:szCs w:val="16"/>
-        </w:rPr>
-        <w:t>-plugin</w:t>
-      </w:r>
-      <w:r>
-        <w:rPr>
-          <w:sz w:val="16"/>
-          <w:szCs w:val="16"/>
-        </w:rPr>
-        <w:t>=</w:t>
-      </w:r>
-      <w:proofErr w:type="spellStart"/>
-      <w:r>
-        <w:rPr>
+          <w:color w:val="EE0000"/>
+          <w:sz w:val="16"/>
+          <w:szCs w:val="16"/>
+        </w:rPr>
+        <w:t>-plugin=</w:t>
+      </w:r>
+      <w:proofErr w:type="spellStart"/>
+      <w:r>
+        <w:rPr>
+          <w:color w:val="EE0000"/>
           <w:sz w:val="16"/>
           <w:szCs w:val="16"/>
         </w:rPr>
@@ -380,17 +377,11 @@
       <w:proofErr w:type="spellEnd"/>
       <w:r>
         <w:rPr>
-          <w:sz w:val="16"/>
-          <w:szCs w:val="16"/>
-        </w:rPr>
-        <w:t xml:space="preserve"> </w:t>
-      </w:r>
-      <w:r>
-        <w:rPr>
-          <w:sz w:val="16"/>
-          <w:szCs w:val="16"/>
-        </w:rPr>
-        <w:t>main.py</w:t>
+          <w:color w:val="EE0000"/>
+          <w:sz w:val="16"/>
+          <w:szCs w:val="16"/>
+        </w:rPr>
+        <w:t xml:space="preserve"> main.py</w:t>
       </w:r>
     </w:p>
     <w:p>

--- a/Ambiente Virtual.docx
+++ b/Ambiente Virtual.docx
@@ -218,171 +218,378 @@
     <w:p>
       <w:pPr>
         <w:rPr>
-          <w:color w:val="EE0000"/>
-          <w:sz w:val="16"/>
-          <w:szCs w:val="16"/>
-        </w:rPr>
-      </w:pPr>
-      <w:proofErr w:type="spellStart"/>
-      <w:r>
-        <w:rPr>
-          <w:color w:val="EE0000"/>
-          <w:sz w:val="16"/>
-          <w:szCs w:val="16"/>
+          <w:strike/>
+          <w:color w:val="EE0000"/>
+          <w:sz w:val="16"/>
+          <w:szCs w:val="16"/>
+        </w:rPr>
+      </w:pPr>
+      <w:proofErr w:type="spellStart"/>
+      <w:r>
+        <w:rPr>
+          <w:strike/>
+          <w:color w:val="EE0000"/>
+          <w:sz w:val="16"/>
+          <w:szCs w:val="16"/>
+          <w:highlight w:val="yellow"/>
         </w:rPr>
         <w:t>python</w:t>
       </w:r>
       <w:proofErr w:type="spellEnd"/>
       <w:r>
         <w:rPr>
-          <w:color w:val="EE0000"/>
-          <w:sz w:val="16"/>
-          <w:szCs w:val="16"/>
+          <w:strike/>
+          <w:color w:val="EE0000"/>
+          <w:sz w:val="16"/>
+          <w:szCs w:val="16"/>
+          <w:highlight w:val="yellow"/>
         </w:rPr>
         <w:t xml:space="preserve"> -m </w:t>
       </w:r>
       <w:proofErr w:type="spellStart"/>
       <w:r>
         <w:rPr>
-          <w:color w:val="EE0000"/>
-          <w:sz w:val="16"/>
-          <w:szCs w:val="16"/>
+          <w:strike/>
+          <w:color w:val="EE0000"/>
+          <w:sz w:val="16"/>
+          <w:szCs w:val="16"/>
+          <w:highlight w:val="yellow"/>
         </w:rPr>
         <w:t>nuitka</w:t>
       </w:r>
       <w:proofErr w:type="spellEnd"/>
       <w:r>
         <w:rPr>
-          <w:color w:val="EE0000"/>
-          <w:sz w:val="16"/>
-          <w:szCs w:val="16"/>
+          <w:strike/>
+          <w:color w:val="EE0000"/>
+          <w:sz w:val="16"/>
+          <w:szCs w:val="16"/>
+          <w:highlight w:val="yellow"/>
         </w:rPr>
         <w:t xml:space="preserve"> </w:t>
       </w:r>
       <w:r>
         <w:rPr>
-          <w:color w:val="EE0000"/>
-          <w:sz w:val="16"/>
-          <w:szCs w:val="16"/>
+          <w:strike/>
+          <w:color w:val="EE0000"/>
+          <w:sz w:val="16"/>
+          <w:szCs w:val="16"/>
+          <w:highlight w:val="yellow"/>
         </w:rPr>
         <w:t>--</w:t>
       </w:r>
       <w:proofErr w:type="spellStart"/>
       <w:r>
         <w:rPr>
-          <w:color w:val="EE0000"/>
-          <w:sz w:val="16"/>
-          <w:szCs w:val="16"/>
+          <w:strike/>
+          <w:color w:val="EE0000"/>
+          <w:sz w:val="16"/>
+          <w:szCs w:val="16"/>
+          <w:highlight w:val="yellow"/>
         </w:rPr>
         <w:t>disable</w:t>
       </w:r>
       <w:proofErr w:type="spellEnd"/>
       <w:r>
         <w:rPr>
-          <w:color w:val="EE0000"/>
-          <w:sz w:val="16"/>
-          <w:szCs w:val="16"/>
+          <w:strike/>
+          <w:color w:val="EE0000"/>
+          <w:sz w:val="16"/>
+          <w:szCs w:val="16"/>
+          <w:highlight w:val="yellow"/>
         </w:rPr>
         <w:t xml:space="preserve">-console </w:t>
       </w:r>
       <w:r>
         <w:rPr>
-          <w:color w:val="EE0000"/>
-          <w:sz w:val="16"/>
-          <w:szCs w:val="16"/>
+          <w:strike/>
+          <w:color w:val="EE0000"/>
+          <w:sz w:val="16"/>
+          <w:szCs w:val="16"/>
+          <w:highlight w:val="yellow"/>
         </w:rPr>
         <w:t>--</w:t>
       </w:r>
       <w:proofErr w:type="spellStart"/>
       <w:r>
         <w:rPr>
-          <w:color w:val="EE0000"/>
-          <w:sz w:val="16"/>
-          <w:szCs w:val="16"/>
+          <w:strike/>
+          <w:color w:val="EE0000"/>
+          <w:sz w:val="16"/>
+          <w:szCs w:val="16"/>
+          <w:highlight w:val="yellow"/>
         </w:rPr>
         <w:t>onefile</w:t>
       </w:r>
       <w:proofErr w:type="spellEnd"/>
       <w:r>
         <w:rPr>
-          <w:color w:val="EE0000"/>
-          <w:sz w:val="16"/>
-          <w:szCs w:val="16"/>
+          <w:strike/>
+          <w:color w:val="EE0000"/>
+          <w:sz w:val="16"/>
+          <w:szCs w:val="16"/>
+          <w:highlight w:val="yellow"/>
         </w:rPr>
         <w:t xml:space="preserve"> --</w:t>
       </w:r>
       <w:proofErr w:type="spellStart"/>
       <w:r>
         <w:rPr>
-          <w:color w:val="EE0000"/>
-          <w:sz w:val="16"/>
-          <w:szCs w:val="16"/>
+          <w:strike/>
+          <w:color w:val="EE0000"/>
+          <w:sz w:val="16"/>
+          <w:szCs w:val="16"/>
+          <w:highlight w:val="yellow"/>
         </w:rPr>
         <w:t>enable</w:t>
       </w:r>
       <w:proofErr w:type="spellEnd"/>
       <w:r>
         <w:rPr>
-          <w:color w:val="EE0000"/>
-          <w:sz w:val="16"/>
-          <w:szCs w:val="16"/>
+          <w:strike/>
+          <w:color w:val="EE0000"/>
+          <w:sz w:val="16"/>
+          <w:szCs w:val="16"/>
+          <w:highlight w:val="yellow"/>
         </w:rPr>
         <w:t>-plugin=</w:t>
       </w:r>
       <w:proofErr w:type="spellStart"/>
       <w:r>
         <w:rPr>
-          <w:color w:val="EE0000"/>
-          <w:sz w:val="16"/>
-          <w:szCs w:val="16"/>
+          <w:strike/>
+          <w:color w:val="EE0000"/>
+          <w:sz w:val="16"/>
+          <w:szCs w:val="16"/>
+          <w:highlight w:val="yellow"/>
         </w:rPr>
         <w:t>tk-inter</w:t>
       </w:r>
       <w:proofErr w:type="spellEnd"/>
       <w:r>
         <w:rPr>
-          <w:color w:val="EE0000"/>
-          <w:sz w:val="16"/>
-          <w:szCs w:val="16"/>
+          <w:strike/>
+          <w:color w:val="EE0000"/>
+          <w:sz w:val="16"/>
+          <w:szCs w:val="16"/>
+          <w:highlight w:val="yellow"/>
         </w:rPr>
         <w:t xml:space="preserve">  --</w:t>
       </w:r>
       <w:proofErr w:type="spellStart"/>
       <w:r>
         <w:rPr>
-          <w:color w:val="EE0000"/>
-          <w:sz w:val="16"/>
-          <w:szCs w:val="16"/>
+          <w:strike/>
+          <w:color w:val="EE0000"/>
+          <w:sz w:val="16"/>
+          <w:szCs w:val="16"/>
+          <w:highlight w:val="yellow"/>
         </w:rPr>
         <w:t>enable</w:t>
       </w:r>
       <w:proofErr w:type="spellEnd"/>
       <w:r>
         <w:rPr>
-          <w:color w:val="EE0000"/>
-          <w:sz w:val="16"/>
-          <w:szCs w:val="16"/>
+          <w:strike/>
+          <w:color w:val="EE0000"/>
+          <w:sz w:val="16"/>
+          <w:szCs w:val="16"/>
+          <w:highlight w:val="yellow"/>
         </w:rPr>
         <w:t>-plugin=</w:t>
       </w:r>
       <w:proofErr w:type="spellStart"/>
       <w:r>
         <w:rPr>
-          <w:color w:val="EE0000"/>
-          <w:sz w:val="16"/>
-          <w:szCs w:val="16"/>
+          <w:strike/>
+          <w:color w:val="EE0000"/>
+          <w:sz w:val="16"/>
+          <w:szCs w:val="16"/>
+          <w:highlight w:val="yellow"/>
         </w:rPr>
         <w:t>numpy</w:t>
       </w:r>
       <w:proofErr w:type="spellEnd"/>
       <w:r>
         <w:rPr>
-          <w:color w:val="EE0000"/>
-          <w:sz w:val="16"/>
-          <w:szCs w:val="16"/>
+          <w:strike/>
+          <w:color w:val="EE0000"/>
+          <w:sz w:val="16"/>
+          <w:szCs w:val="16"/>
+          <w:highlight w:val="yellow"/>
         </w:rPr>
         <w:t xml:space="preserve"> main.py</w:t>
       </w:r>
+    </w:p>
+    <w:p>
+      <w:pPr>
+        <w:rPr>
+          <w:color w:val="EE0000"/>
+          <w:sz w:val="16"/>
+          <w:szCs w:val="16"/>
+        </w:rPr>
+      </w:pPr>
+      <w:proofErr w:type="spellStart"/>
+      <w:r>
+        <w:rPr>
+          <w:color w:val="EE0000"/>
+          <w:sz w:val="16"/>
+          <w:szCs w:val="16"/>
+        </w:rPr>
+        <w:t>python</w:t>
+      </w:r>
+      <w:proofErr w:type="spellEnd"/>
+      <w:r>
+        <w:rPr>
+          <w:color w:val="EE0000"/>
+          <w:sz w:val="16"/>
+          <w:szCs w:val="16"/>
+        </w:rPr>
+        <w:t xml:space="preserve"> -m </w:t>
+      </w:r>
+      <w:proofErr w:type="spellStart"/>
+      <w:r>
+        <w:rPr>
+          <w:color w:val="EE0000"/>
+          <w:sz w:val="16"/>
+          <w:szCs w:val="16"/>
+        </w:rPr>
+        <w:t>nuitka</w:t>
+      </w:r>
+      <w:proofErr w:type="spellEnd"/>
+      <w:r>
+        <w:rPr>
+          <w:color w:val="EE0000"/>
+          <w:sz w:val="16"/>
+          <w:szCs w:val="16"/>
+        </w:rPr>
+        <w:t xml:space="preserve"> </w:t>
+      </w:r>
+      <w:r>
+        <w:rPr>
+          <w:color w:val="EE0000"/>
+          <w:sz w:val="16"/>
+          <w:szCs w:val="16"/>
+        </w:rPr>
+        <w:t>--</w:t>
+      </w:r>
+      <w:proofErr w:type="spellStart"/>
+      <w:r>
+        <w:rPr>
+          <w:color w:val="EE0000"/>
+          <w:sz w:val="16"/>
+          <w:szCs w:val="16"/>
+        </w:rPr>
+        <w:t>windows</w:t>
+      </w:r>
+      <w:proofErr w:type="spellEnd"/>
+      <w:r>
+        <w:rPr>
+          <w:color w:val="EE0000"/>
+          <w:sz w:val="16"/>
+          <w:szCs w:val="16"/>
+        </w:rPr>
+        <w:t>-console-</w:t>
+      </w:r>
+      <w:proofErr w:type="spellStart"/>
+      <w:r>
+        <w:rPr>
+          <w:color w:val="EE0000"/>
+          <w:sz w:val="16"/>
+          <w:szCs w:val="16"/>
+        </w:rPr>
+        <w:t>mode</w:t>
+      </w:r>
+      <w:proofErr w:type="spellEnd"/>
+      <w:r>
+        <w:rPr>
+          <w:color w:val="EE0000"/>
+          <w:sz w:val="16"/>
+          <w:szCs w:val="16"/>
+        </w:rPr>
+        <w:t>=</w:t>
+      </w:r>
+      <w:proofErr w:type="spellStart"/>
+      <w:r>
+        <w:rPr>
+          <w:color w:val="EE0000"/>
+          <w:sz w:val="16"/>
+          <w:szCs w:val="16"/>
+        </w:rPr>
+        <w:t>disable</w:t>
+      </w:r>
+      <w:proofErr w:type="spellEnd"/>
+      <w:r>
+        <w:rPr>
+          <w:color w:val="EE0000"/>
+          <w:sz w:val="16"/>
+          <w:szCs w:val="16"/>
+        </w:rPr>
+        <w:t xml:space="preserve"> --</w:t>
+      </w:r>
+      <w:proofErr w:type="spellStart"/>
+      <w:r>
+        <w:rPr>
+          <w:color w:val="EE0000"/>
+          <w:sz w:val="16"/>
+          <w:szCs w:val="16"/>
+        </w:rPr>
+        <w:t>onefile</w:t>
+      </w:r>
+      <w:proofErr w:type="spellEnd"/>
+      <w:r>
+        <w:rPr>
+          <w:color w:val="EE0000"/>
+          <w:sz w:val="16"/>
+          <w:szCs w:val="16"/>
+        </w:rPr>
+        <w:t xml:space="preserve"> --</w:t>
+      </w:r>
+      <w:proofErr w:type="spellStart"/>
+      <w:r>
+        <w:rPr>
+          <w:color w:val="EE0000"/>
+          <w:sz w:val="16"/>
+          <w:szCs w:val="16"/>
+        </w:rPr>
+        <w:t>enable</w:t>
+      </w:r>
+      <w:proofErr w:type="spellEnd"/>
+      <w:r>
+        <w:rPr>
+          <w:color w:val="EE0000"/>
+          <w:sz w:val="16"/>
+          <w:szCs w:val="16"/>
+        </w:rPr>
+        <w:t>-plugin=</w:t>
+      </w:r>
+      <w:proofErr w:type="spellStart"/>
+      <w:r>
+        <w:rPr>
+          <w:color w:val="EE0000"/>
+          <w:sz w:val="16"/>
+          <w:szCs w:val="16"/>
+        </w:rPr>
+        <w:t>tk-inter</w:t>
+      </w:r>
+      <w:proofErr w:type="spellEnd"/>
+      <w:r>
+        <w:rPr>
+          <w:color w:val="EE0000"/>
+          <w:sz w:val="16"/>
+          <w:szCs w:val="16"/>
+        </w:rPr>
+        <w:t xml:space="preserve">  main.py</w:t>
+      </w:r>
+    </w:p>
+    <w:p>
+      <w:pPr>
+        <w:rPr>
+          <w:color w:val="EE0000"/>
+          <w:sz w:val="16"/>
+          <w:szCs w:val="16"/>
+        </w:rPr>
+      </w:pPr>
     </w:p>
     <w:p>
       <w:pPr>
@@ -1130,7 +1337,6 @@
           <w:sz w:val="44"/>
           <w:szCs w:val="44"/>
         </w:rPr>
-        <w:lastRenderedPageBreak/>
         <w:t xml:space="preserve">Gerar o </w:t>
       </w:r>
       <w:proofErr w:type="spellStart"/>
@@ -1899,6 +2105,7 @@
           <w:bCs/>
           <w:color w:val="FF0000"/>
         </w:rPr>
+        <w:lastRenderedPageBreak/>
         <w:t>pyinstaller</w:t>
       </w:r>
       <w:proofErr w:type="spellEnd"/>
@@ -2013,7 +2220,6 @@
     <w:p/>
     <w:p>
       <w:r>
-        <w:lastRenderedPageBreak/>
         <w:t>Exibindo Ajuda</w:t>
       </w:r>
     </w:p>
@@ -2433,6 +2639,7 @@
           <w:bCs/>
           <w:color w:val="FF0000"/>
         </w:rPr>
+        <w:lastRenderedPageBreak/>
         <w:t>Links: Documentação</w:t>
       </w:r>
     </w:p>
